--- a/downloads/sheets/t18.docx
+++ b/downloads/sheets/t18.docx
@@ -34,7 +34,7 @@
     </w:p>
     <w:p>
       <w:r>
-        <w:t>confirm. The curriculum brief is from April 2023. Course lists move. This lab found no public administrator exam code to quote.. last checked 2026-10.</w:t>
+        <w:t>confirm. The curriculum brief is from April 2023. Course lists move. This lab found no public administrator exam code to quote. last checked 2026-10.</w:t>
       </w:r>
     </w:p>
     <w:p>
@@ -54,7 +54,7 @@
     </w:p>
     <w:p>
       <w:r>
-        <w:t>confirm. Badge details were read from the public Credly page and the partner blog. Confirm the current attempt rules before you depend on them.. last checked 2026-10.</w:t>
+        <w:t>confirm. Badge details were read from the public Credly page and the partner blog. Confirm the current attempt rules before you depend on them. last checked 2026-10.</w:t>
       </w:r>
     </w:p>
     <w:p>
@@ -74,7 +74,7 @@
     </w:p>
     <w:p>
       <w:r>
-        <w:t>confirm. Salesforce 2.46, ServiceNow Australia/Zurich/Yokohama, JRE 8 updates 421/451/461, and macOS Sequoia 15, Tahoe 26, and Golden Gate 27 are from the technical requirements read in October 2026.. last checked 2026-10.</w:t>
+        <w:t>confirm. Salesforce 2.46, ServiceNow Australia/Zurich/Yokohama, JRE 8 updates 421/451/461, and macOS Sequoia 15, Tahoe 26, and Golden Gate 27 are from the technical requirements read in October 2026. last checked 2026-10.</w:t>
       </w:r>
     </w:p>
     <w:p>
